--- a/outputs/weekly/2026-W36_當週鐵人新知與文章整理_中文版.docx
+++ b/outputs/weekly/2026-W36_當週鐵人新知與文章整理_中文版.docx
@@ -27,7 +27,7 @@
           <w:color w:val="555555"/>
           <w:sz w:val="19"/>
         </w:rPr>
-        <w:t>彙整時間：2026-08-30 15:50:44　｜　時間範圍：過去 7 天</w:t>
+        <w:t>彙整時間：2026-08-31 09:00:14　｜　時間範圍：過去 7 天</w:t>
         <w:br/>
         <w:t>來源網站：Slowtwitch, Triathlete, 220 Triathlon, TrainingPeaks, Joe Friel (已翻譯為繁體中文)</w:t>
       </w:r>
@@ -330,7 +330,7 @@
           <w:color w:val="333333"/>
           <w:sz w:val="19"/>
         </w:rPr>
-        <w:t>1. 我在法國的泳池甲板上遇到了尤里·科伊倫 (Youri Keulen)，這位總是友好而開朗的荷蘭人很慷慨地為 Slowtwitch 騰出了一些時間；</w:t>
+        <w:t>1. I ran into Youri Keulen on the pool deck in France, and the always friendly and cheerful Dutchman was gracious enough to carve out some time for Slowtwitch；</w:t>
       </w:r>
     </w:p>
     <w:p>
@@ -346,7 +346,7 @@
           <w:color w:val="333333"/>
           <w:sz w:val="19"/>
         </w:rPr>
-        <w:t>2. 貼文《真相》；</w:t>
+        <w:t>2. Currently ranked；</w:t>
       </w:r>
     </w:p>
     <w:p>
@@ -362,7 +362,7 @@
           <w:color w:val="333333"/>
           <w:sz w:val="19"/>
         </w:rPr>
-        <w:t>3. 提供鐵人三項選手在實務備賽、運動防傷與體能恢復上的具體應用指導。。</w:t>
+        <w:t>3. The post The Truth Abou。</w:t>
       </w:r>
     </w:p>
     <w:p>
@@ -436,7 +436,7 @@
           <w:color w:val="333333"/>
           <w:sz w:val="19"/>
         </w:rPr>
-        <w:t>1. 我們測試了 Form 售價 149 美元的 Smart Swim 2 LT 護目鏡，看看平視指標、數位指南針和即時划水回饋是否可以幫助您游得更快、更聰明；</w:t>
+        <w:t>1. We tested Form’s $149 Smart Swim 2 LT goggles to see if heads-up metrics, a digital compass, and live stroke feedback can help you swim faster and smarter；</w:t>
       </w:r>
     </w:p>
     <w:p>
@@ -452,7 +452,7 @@
           <w:color w:val="333333"/>
           <w:sz w:val="19"/>
         </w:rPr>
-        <w:t>2. 閱讀完整文章 Can Forms New $149；</w:t>
+        <w:t>2. Read the full article at Can Forms New $149；</w:t>
       </w:r>
     </w:p>
     <w:p>
@@ -494,7 +494,7 @@
             <w:rFonts w:ascii="Calibri" w:hAnsi="Calibri" w:eastAsia="Microsoft JhengHei"/>
             <w:sz w:val="22"/>
           </w:rPr>
-          <w:t>「我知道我必須掌控它。」耐力游泳運動員羅斯·埃德格利分享了他希望更多男人談論的令人驚訝的擔憂</w:t>
+          <w:t>「我知道我必須掌控它。」 Endurance swimmer Ross Edgley shares the surprising concern that he wants more men to talk about</w:t>
         </w:r>
       </w:hyperlink>
     </w:p>
@@ -648,7 +648,7 @@
           <w:color w:val="333333"/>
           <w:sz w:val="19"/>
         </w:rPr>
-        <w:t>1. 槳是一個很好的工具，但對於新手游泳者來說並不理想；</w:t>
+        <w:t>1. Paddles are a great tool, but they're not ideal for newer swimmers；</w:t>
       </w:r>
     </w:p>
     <w:p>
@@ -664,7 +664,7 @@
           <w:color w:val="333333"/>
           <w:sz w:val="19"/>
         </w:rPr>
-        <w:t>2. 槳可以讓游泳者變得更強，但只有正確使用時，該貼文首次出現在 Slowtwitch News 上；</w:t>
+        <w:t>2. The post Paddles Make Stronger Swimmers, But Only When Used Properly first appeared on Slowtwitch News；</w:t>
       </w:r>
     </w:p>
     <w:p>
@@ -981,7 +981,7 @@
           <w:color w:val="333333"/>
           <w:sz w:val="19"/>
         </w:rPr>
-        <w:t>1. 正確的裝備可以在一項不太舒適的運動中發揮重要作用；</w:t>
+        <w:t>1. The right gear can make a difference in a sport that doesn't have tons of comfort；</w:t>
       </w:r>
     </w:p>
     <w:p>
@@ -997,7 +997,7 @@
           <w:color w:val="333333"/>
           <w:sz w:val="19"/>
         </w:rPr>
-        <w:t>2. 以下是我們編輯的首選內容；</w:t>
+        <w:t>2. Here's what tops our editors' lists；</w:t>
       </w:r>
     </w:p>
     <w:p>
@@ -1013,7 +1013,7 @@
           <w:color w:val="333333"/>
           <w:sz w:val="19"/>
         </w:rPr>
-        <w:t>3. 閱讀全文：我們的編輯在 202 年 8 月使用和喜愛的鐵人三項裝備。</w:t>
+        <w:t>3. Read the full article at Triathlon Gear Our Editors Used and Loved in August 202。</w:t>
       </w:r>
     </w:p>
     <w:p>
@@ -1087,7 +1087,7 @@
           <w:color w:val="333333"/>
           <w:sz w:val="19"/>
         </w:rPr>
-        <w:t>1. 安妮·豪格（Anne Haug）一針見血地告訴我們在哪裡花錢、在哪裡存錢；</w:t>
+        <w:t>1. Anne Haug cuts through the sh*t to tell us where to spend and where to save；</w:t>
       </w:r>
     </w:p>
     <w:p>
@@ -1103,7 +1103,7 @@
           <w:color w:val="333333"/>
           <w:sz w:val="19"/>
         </w:rPr>
-        <w:t>2. 安妮·豪格（Anne Haug）的《鐵人三項花錢無廢話指南》一文首次出現在 Slowtwitch News 上；</w:t>
+        <w:t>2. The post Anne Haug’s No-BS Guide to Spending Money on Triathlon first appeared on Slowtwitch News；</w:t>
       </w:r>
     </w:p>
     <w:p>
@@ -1617,7 +1617,7 @@
           <w:color w:val="333333"/>
           <w:sz w:val="19"/>
         </w:rPr>
-        <w:t>1. 長期觀察英國公司的一對輪組；</w:t>
+        <w:t>1. A long-term look at a pair of wheel sets from the British company；</w:t>
       </w:r>
     </w:p>
     <w:p>
@@ -1633,7 +1633,7 @@
           <w:color w:val="333333"/>
           <w:sz w:val="19"/>
         </w:rPr>
-        <w:t>2. 《Hunt Wheels：The Little Wheel Company That Could》一文首次出現在 Slowtwitch News 上；</w:t>
+        <w:t>2. The post Hunt Wheels: The Little Wheel Company That Could first appeared on Slowtwitch News；</w:t>
       </w:r>
     </w:p>
     <w:p>
@@ -1829,7 +1829,7 @@
           <w:color w:val="333333"/>
           <w:sz w:val="19"/>
         </w:rPr>
-        <w:t>1. 難以理解健身追蹤器的建議；</w:t>
+        <w:t>1. Struggling to make sense of your fitness tracker's recommendations；</w:t>
       </w:r>
     </w:p>
     <w:p>
@@ -1845,7 +1845,7 @@
           <w:color w:val="333333"/>
           <w:sz w:val="19"/>
         </w:rPr>
-        <w:t>2. 了解智慧手錶如何計算訓練建議以及何時您應該真正信任您的腕式教練；</w:t>
+        <w:t>2. Learn how smartwatches calculate training advice and when you should actually trust your wrist-based coach；</w:t>
       </w:r>
     </w:p>
     <w:p>
@@ -1861,7 +1861,7 @@
           <w:color w:val="333333"/>
           <w:sz w:val="19"/>
         </w:rPr>
-        <w:t>3. 閱讀全文，請造訪。</w:t>
+        <w:t>3. Read the full article at。</w:t>
       </w:r>
     </w:p>
     <w:p>
@@ -1973,6 +1973,21 @@
     <w:p>
       <w:pPr>
         <w:keepNext/>
+        <w:spacing w:before="320" w:after="160"/>
+      </w:pPr>
+      <w:r>
+        <w:rPr>
+          <w:rFonts w:ascii="Calibri" w:hAnsi="Calibri" w:eastAsia="Microsoft JhengHei"/>
+          <w:b/>
+          <w:color w:val="1F4D78"/>
+          <w:sz w:val="30"/>
+        </w:rPr>
+        <w:t>跑步 (Running)</w:t>
+      </w:r>
+    </w:p>
+    <w:p>
+      <w:pPr>
+        <w:keepNext/>
         <w:spacing w:before="160" w:after="40"/>
       </w:pPr>
       <w:r>
@@ -1982,7 +1997,7 @@
           <w:color w:val="595959"/>
           <w:sz w:val="19"/>
         </w:rPr>
-        <w:t xml:space="preserve">【220 Triathlon | 2026-08-23】 </w:t>
+        <w:t xml:space="preserve">【220 Triathlon | 2026-08-31】 </w:t>
       </w:r>
       <w:hyperlink w:rId="rId29">
         <w:r>
@@ -1993,7 +2008,7 @@
             <w:rFonts w:ascii="Calibri" w:hAnsi="Calibri" w:eastAsia="Microsoft JhengHei"/>
             <w:sz w:val="22"/>
           </w:rPr>
-          <w:t>我報名了一位人工智慧培訓教練。以下是僅僅 8 週後我的健康狀況發生的變化…</w:t>
+          <w:t>「在這場比賽中獲勝真的很重要。」Lasse Nygaard Priester 在 Ironman 70.3 Zell am See-Kaprun 比賽中獲勝，Laura Philipp 獲得女子組冠軍</w:t>
         </w:r>
       </w:hyperlink>
     </w:p>
@@ -2010,7 +2025,7 @@
           <w:color w:val="777777"/>
           <w:sz w:val="17"/>
         </w:rPr>
-        <w:t>原名: I signed up for an AI training coach. Here’s what happened to my fitness after only 8 weeks…</w:t>
+        <w:t>原名: “It was really important to win in this race.” Lasse Nygaard Priester victorious at Ironman 70.3 Zell am See-Kaprun, while Laura Philipp takes the women’s win</w:t>
       </w:r>
     </w:p>
     <w:p>
@@ -2041,7 +2056,7 @@
           <w:color w:val="333333"/>
           <w:sz w:val="19"/>
         </w:rPr>
-        <w:t>1. 人工智慧無所不在……但它對鐵人三項運動員到底有多大用處呢；</w:t>
+        <w:t>1. Set against the breathtaking scenery of Lake Zell and the Austrian Alps, the 2026 IRONMAN 70；</w:t>
       </w:r>
     </w:p>
     <w:p>
@@ -2057,7 +2072,7 @@
           <w:color w:val="333333"/>
           <w:sz w:val="19"/>
         </w:rPr>
-        <w:t>2. 作為一名長期的鐵人三項運動員，我決定在賽季末的鐵人三項比賽之前測試一種最新的基於人工智慧的訓練工具；</w:t>
+        <w:t>2. 3 Zell am See-Kaprun triathlon delivered dramatic racing as Germanys Laura Philipp and Lasse Nygaard Priest；</w:t>
       </w:r>
     </w:p>
     <w:p>
@@ -2074,21 +2089,6 @@
           <w:sz w:val="19"/>
         </w:rPr>
         <w:t>3. 提供鐵人三項選手在實務備賽、運動防傷與體能恢復上的具體應用指導。。</w:t>
-      </w:r>
-    </w:p>
-    <w:p>
-      <w:pPr>
-        <w:keepNext/>
-        <w:spacing w:before="320" w:after="160"/>
-      </w:pPr>
-      <w:r>
-        <w:rPr>
-          <w:rFonts w:ascii="Calibri" w:hAnsi="Calibri" w:eastAsia="Microsoft JhengHei"/>
-          <w:b/>
-          <w:color w:val="1F4D78"/>
-          <w:sz w:val="30"/>
-        </w:rPr>
-        <w:t>跑步 (Running)</w:t>
       </w:r>
     </w:p>
     <w:p>
@@ -2480,7 +2480,7 @@
           <w:color w:val="333333"/>
           <w:sz w:val="19"/>
         </w:rPr>
-        <w:t>1. 超級耐力挑戰是否提高了真正的意識，還是只是提高了運動員的個人形象；</w:t>
+        <w:t>1. Are mega-endurance challenges raising real awareness, or just one athlete's personal profile；</w:t>
       </w:r>
     </w:p>
     <w:p>
@@ -2496,7 +2496,7 @@
           <w:color w:val="333333"/>
           <w:sz w:val="19"/>
         </w:rPr>
-        <w:t>2. 我們與運動員和氣候專家坐下來討論超距離慈善事業的影響；</w:t>
+        <w:t>2. We sat down with athletes and climate experts to debate the impact of ultra-distance philanthropy；</w:t>
       </w:r>
     </w:p>
     <w:p>
@@ -2512,7 +2512,7 @@
           <w:color w:val="333333"/>
           <w:sz w:val="19"/>
         </w:rPr>
-        <w:t>3. 提供鐵人三項選手在實務備賽、運動防傷與體能恢復上的具體應用指導。。</w:t>
+        <w:t>3. Read th。</w:t>
       </w:r>
     </w:p>
     <w:p>
@@ -2538,7 +2538,7 @@
             <w:rFonts w:ascii="Calibri" w:hAnsi="Calibri" w:eastAsia="Microsoft JhengHei"/>
             <w:sz w:val="22"/>
           </w:rPr>
-          <w:t>本週 UTMB 世界大賽決賽值得關注的四件事</w:t>
+          <w:t>Four Things to Watch For at UTMB World Series Finals This Week</w:t>
         </w:r>
       </w:hyperlink>
     </w:p>
@@ -2586,7 +2586,7 @@
           <w:color w:val="333333"/>
           <w:sz w:val="19"/>
         </w:rPr>
-        <w:t>1. 本週，10,000 名運動員將齊聚夏蒙尼參加八場比賽；</w:t>
+        <w:t>1. 10,000 athletes will descend on Chamonix for the eight races this week；</w:t>
       </w:r>
     </w:p>
     <w:p>
@@ -2602,7 +2602,7 @@
           <w:color w:val="333333"/>
           <w:sz w:val="19"/>
         </w:rPr>
-        <w:t>2. 本週 UTMB 世界大賽決賽需要注意的四件事首先出現在 Slowtwitch News 上；</w:t>
+        <w:t>2. The post Four Things to Watch For at UTMB World Series Finals This Week first appeared on Slowtwitch News；</w:t>
       </w:r>
     </w:p>
     <w:p>
@@ -2659,7 +2659,7 @@
             <w:rFonts w:ascii="Calibri" w:hAnsi="Calibri" w:eastAsia="Microsoft JhengHei"/>
             <w:sz w:val="22"/>
           </w:rPr>
-          <w:t>威海世界WTCS 的 5 個要點</w:t>
+          <w:t>Head-to-Head Battles at IRONMAN 70.3 Pro Series Zell Am See</w:t>
         </w:r>
       </w:hyperlink>
     </w:p>
@@ -2676,7 +2676,7 @@
           <w:color w:val="777777"/>
           <w:sz w:val="17"/>
         </w:rPr>
-        <w:t>原名: 5 Takeaways From WTCS Weihai</w:t>
+        <w:t>原名: Head-to-Head Battles at IRONMAN 70.3 Pro Series Zell Am See</w:t>
       </w:r>
     </w:p>
     <w:p>
@@ -2707,7 +2707,7 @@
           <w:color w:val="333333"/>
           <w:sz w:val="19"/>
         </w:rPr>
-        <w:t>1. 今天在中國的比賽的一些見解；</w:t>
+        <w:t>1. Philipp and Priester come out victorious after head-to-head battles in the Austrian Alps；</w:t>
       </w:r>
     </w:p>
     <w:p>
@@ -2723,7 +2723,7 @@
           <w:color w:val="333333"/>
           <w:sz w:val="19"/>
         </w:rPr>
-        <w:t>2. WTCS 威海的 5 個要點首先出現在 Slowtwitch News 上；</w:t>
+        <w:t>2. The post Head-to-Head Battles at IRONMAN 70；</w:t>
       </w:r>
     </w:p>
     <w:p>
@@ -2739,7 +2739,7 @@
           <w:color w:val="333333"/>
           <w:sz w:val="19"/>
         </w:rPr>
-        <w:t>3. 提供鐵人三項選手在實務備賽、運動防傷與體能恢復上的具體應用指導。。</w:t>
+        <w:t>3. 3 Pro Series Zell Am See first appeared on Slowtwitch News。</w:t>
       </w:r>
     </w:p>
     <w:p>
@@ -2765,6 +2765,112 @@
             <w:rFonts w:ascii="Calibri" w:hAnsi="Calibri" w:eastAsia="Microsoft JhengHei"/>
             <w:sz w:val="22"/>
           </w:rPr>
+          <w:t>威海世界WTCS 的 5 個要點</w:t>
+        </w:r>
+      </w:hyperlink>
+    </w:p>
+    <w:p>
+      <w:pPr>
+        <w:spacing w:after="40"/>
+        <w:ind w:left="360"/>
+      </w:pPr>
+      <w:r>
+        <w:rPr>
+          <w:rFonts w:ascii="Calibri" w:hAnsi="Calibri" w:eastAsia="Microsoft JhengHei"/>
+          <w:b w:val="0"/>
+          <w:i/>
+          <w:color w:val="777777"/>
+          <w:sz w:val="17"/>
+        </w:rPr>
+        <w:t>原名: 5 Takeaways From WTCS Weihai</w:t>
+      </w:r>
+    </w:p>
+    <w:p>
+      <w:pPr>
+        <w:spacing w:after="40"/>
+        <w:ind w:left="360"/>
+      </w:pPr>
+      <w:r>
+        <w:rPr>
+          <w:rFonts w:ascii="Calibri" w:hAnsi="Calibri" w:eastAsia="Microsoft JhengHei"/>
+          <w:b/>
+          <w:color w:val="1F4D78"/>
+          <w:sz w:val="19"/>
+        </w:rPr>
+        <w:t>💡 【繁體中文 3 大重點摘要】：</w:t>
+      </w:r>
+    </w:p>
+    <w:p>
+      <w:pPr>
+        <w:pStyle w:val="ListBullet"/>
+        <w:spacing w:after="40"/>
+        <w:ind w:left="576"/>
+      </w:pPr>
+      <w:r>
+        <w:rPr>
+          <w:rFonts w:ascii="Calibri" w:hAnsi="Calibri" w:eastAsia="Microsoft JhengHei"/>
+          <w:b w:val="0"/>
+          <w:color w:val="333333"/>
+          <w:sz w:val="19"/>
+        </w:rPr>
+        <w:t>1. Some insights from today's race in China；</w:t>
+      </w:r>
+    </w:p>
+    <w:p>
+      <w:pPr>
+        <w:pStyle w:val="ListBullet"/>
+        <w:spacing w:after="40"/>
+        <w:ind w:left="576"/>
+      </w:pPr>
+      <w:r>
+        <w:rPr>
+          <w:rFonts w:ascii="Calibri" w:hAnsi="Calibri" w:eastAsia="Microsoft JhengHei"/>
+          <w:b w:val="0"/>
+          <w:color w:val="333333"/>
+          <w:sz w:val="19"/>
+        </w:rPr>
+        <w:t>2. The post 5 Takeaways From WTCS Weihai first appeared on Slowtwitch News；</w:t>
+      </w:r>
+    </w:p>
+    <w:p>
+      <w:pPr>
+        <w:pStyle w:val="ListBullet"/>
+        <w:spacing w:after="40"/>
+        <w:ind w:left="576"/>
+      </w:pPr>
+      <w:r>
+        <w:rPr>
+          <w:rFonts w:ascii="Calibri" w:hAnsi="Calibri" w:eastAsia="Microsoft JhengHei"/>
+          <w:b w:val="0"/>
+          <w:color w:val="333333"/>
+          <w:sz w:val="19"/>
+        </w:rPr>
+        <w:t>3. 提供鐵人三項選手在實務備賽、運動防傷與體能恢復上的具體應用指導。。</w:t>
+      </w:r>
+    </w:p>
+    <w:p>
+      <w:pPr>
+        <w:keepNext/>
+        <w:spacing w:before="160" w:after="40"/>
+      </w:pPr>
+      <w:r>
+        <w:rPr>
+          <w:rFonts w:ascii="Calibri" w:hAnsi="Calibri" w:eastAsia="Microsoft JhengHei"/>
+          <w:b/>
+          <w:color w:val="595959"/>
+          <w:sz w:val="19"/>
+        </w:rPr>
+        <w:t xml:space="preserve">【Slowtwitch | 2026-08-30】 </w:t>
+      </w:r>
+      <w:hyperlink w:rId="rId37">
+        <w:r>
+          <w:rPr>
+            <w:color w:val="1F4D78"/>
+            <w:u w:val="single"/>
+            <w:b/>
+            <w:rFonts w:ascii="Calibri" w:hAnsi="Calibri" w:eastAsia="Microsoft JhengHei"/>
+            <w:sz w:val="22"/>
+          </w:rPr>
           <w:t>賽後快速有效恢復的關鍵</w:t>
         </w:r>
       </w:hyperlink>
@@ -2813,7 +2919,7 @@
           <w:color w:val="333333"/>
           <w:sz w:val="19"/>
         </w:rPr>
-        <w:t>1. 你的工作並不僅僅因為你到達了終點線而結束；</w:t>
+        <w:t>1. Your job isn't over just because you've reached the finish line；</w:t>
       </w:r>
     </w:p>
     <w:p>
@@ -2829,7 +2935,7 @@
           <w:color w:val="333333"/>
           <w:sz w:val="19"/>
         </w:rPr>
-        <w:t>2. 帖子“快速有效的賽後恢復的關鍵”首先出現在 Slowtwitch News 上；</w:t>
+        <w:t>2. The post The Keys to Quick and Effective Post-Race Recovery first appeared on Slowtwitch News；</w:t>
       </w:r>
     </w:p>
     <w:p>
@@ -2862,7 +2968,7 @@
         </w:rPr>
         <w:t xml:space="preserve">【Triathlete Magazine | 2026-08-28】 </w:t>
       </w:r>
-      <w:hyperlink w:rId="rId37">
+      <w:hyperlink w:rId="rId38">
         <w:r>
           <w:rPr>
             <w:color w:val="1F4D78"/>
@@ -2919,7 +3025,7 @@
           <w:color w:val="333333"/>
           <w:sz w:val="19"/>
         </w:rPr>
-        <w:t>1. 經過最少的訓練和三個小時的睡眠，我第一次參加了 Ironman 70；</w:t>
+        <w:t>1. On minimal training and three hours of sleep, I raced my first Ironman 70；</w:t>
       </w:r>
     </w:p>
     <w:p>
@@ -2935,7 +3041,7 @@
           <w:color w:val="333333"/>
           <w:sz w:val="19"/>
         </w:rPr>
-        <w:t>2. 3 比賽，向那些陪伴我的家人度過最黑暗日子的醫療英雄致敬；</w:t>
+        <w:t>2. 3 as a tribute to the healthcare heroes who carried my family through our darkest days；</w:t>
       </w:r>
     </w:p>
     <w:p>
@@ -2951,7 +3057,7 @@
           <w:color w:val="333333"/>
           <w:sz w:val="19"/>
         </w:rPr>
-        <w:t>3. 閱讀全文：為什麼我參加比賽。</w:t>
+        <w:t>3. Read the full article at Why I Raced。</w:t>
       </w:r>
     </w:p>
     <w:p>
@@ -2968,7 +3074,7 @@
         </w:rPr>
         <w:t xml:space="preserve">【Slowtwitch | 2026-08-28】 </w:t>
       </w:r>
-      <w:hyperlink w:rId="rId38">
+      <w:hyperlink w:rId="rId39">
         <w:r>
           <w:rPr>
             <w:color w:val="1F4D78"/>
@@ -3025,7 +3131,7 @@
           <w:color w:val="333333"/>
           <w:sz w:val="19"/>
         </w:rPr>
-        <w:t>1. 中東將舉行許多比賽，但伊朗戰爭會阻止這些比賽的舉行嗎；</w:t>
+        <w:t>1. There are a lot of races set to be held in the Middle East, but will the war in Iran keep them from happening；</w:t>
       </w:r>
     </w:p>
     <w:p>
@@ -3041,7 +3147,7 @@
           <w:color w:val="333333"/>
           <w:sz w:val="19"/>
         </w:rPr>
-        <w:t>2. 貼文《美伊戰爭會毀掉 2026 年鐵人三項賽季的結束嗎；</w:t>
+        <w:t>2. The post Will the U；</w:t>
       </w:r>
     </w:p>
     <w:p>
@@ -3057,7 +3163,7 @@
           <w:color w:val="333333"/>
           <w:sz w:val="19"/>
         </w:rPr>
-        <w:t>3. 》第一次出現。</w:t>
+        <w:t>3. S-Iran War Ruin the End of the 2026 Triathlon Season。</w:t>
       </w:r>
     </w:p>
     <w:p>
@@ -3074,7 +3180,7 @@
         </w:rPr>
         <w:t xml:space="preserve">【TrainingPeaks Blog | 2026-08-28】 </w:t>
       </w:r>
-      <w:hyperlink w:rId="rId39">
+      <w:hyperlink w:rId="rId40">
         <w:r>
           <w:rPr>
             <w:color w:val="1F4D78"/>
@@ -3131,7 +3237,7 @@
           <w:color w:val="333333"/>
           <w:sz w:val="19"/>
         </w:rPr>
-        <w:t>1. 耐久性數據告訴您騎士的力量何時會下降，而不是原因；</w:t>
+        <w:t>1. Durability data tells you when a rider’s power declined, not why；</w:t>
       </w:r>
     </w:p>
     <w:p>
@@ -3147,7 +3253,7 @@
           <w:color w:val="333333"/>
           <w:sz w:val="19"/>
         </w:rPr>
-        <w:t>2. 了解如何超越能量檔案來了解運動員的真正需求；</w:t>
+        <w:t>2. Learn how to look beyond the power file to understand what your athlete really needs；</w:t>
       </w:r>
     </w:p>
     <w:p>
@@ -3163,113 +3269,7 @@
           <w:color w:val="333333"/>
           <w:sz w:val="19"/>
         </w:rPr>
-        <w:t>3. 衰退背後的原因：杜拉比是什麼…。</w:t>
-      </w:r>
-    </w:p>
-    <w:p>
-      <w:pPr>
-        <w:keepNext/>
-        <w:spacing w:before="160" w:after="40"/>
-      </w:pPr>
-      <w:r>
-        <w:rPr>
-          <w:rFonts w:ascii="Calibri" w:hAnsi="Calibri" w:eastAsia="Microsoft JhengHei"/>
-          <w:b/>
-          <w:color w:val="595959"/>
-          <w:sz w:val="19"/>
-        </w:rPr>
-        <w:t xml:space="preserve">【220 Triathlon | 2026-08-27】 </w:t>
-      </w:r>
-      <w:hyperlink w:rId="rId40">
-        <w:r>
-          <w:rPr>
-            <w:color w:val="1F4D78"/>
-            <w:u w:val="single"/>
-            <w:b/>
-            <w:rFonts w:ascii="Calibri" w:hAnsi="Calibri" w:eastAsia="Microsoft JhengHei"/>
-            <w:sz w:val="22"/>
-          </w:rPr>
-          <w:t>規劃你的下一個假期嗎？這是 2027 年鐵人三項賽的最佳目的地</w:t>
-        </w:r>
-      </w:hyperlink>
-    </w:p>
-    <w:p>
-      <w:pPr>
-        <w:spacing w:after="40"/>
-        <w:ind w:left="360"/>
-      </w:pPr>
-      <w:r>
-        <w:rPr>
-          <w:rFonts w:ascii="Calibri" w:hAnsi="Calibri" w:eastAsia="Microsoft JhengHei"/>
-          <w:b w:val="0"/>
-          <w:i/>
-          <w:color w:val="777777"/>
-          <w:sz w:val="17"/>
-        </w:rPr>
-        <w:t>原名: Planning your next holiday? Here are the best destination triathlons in 2027</w:t>
-      </w:r>
-    </w:p>
-    <w:p>
-      <w:pPr>
-        <w:spacing w:after="40"/>
-        <w:ind w:left="360"/>
-      </w:pPr>
-      <w:r>
-        <w:rPr>
-          <w:rFonts w:ascii="Calibri" w:hAnsi="Calibri" w:eastAsia="Microsoft JhengHei"/>
-          <w:b/>
-          <w:color w:val="1F4D78"/>
-          <w:sz w:val="19"/>
-        </w:rPr>
-        <w:t>💡 【繁體中文 3 大重點摘要】：</w:t>
-      </w:r>
-    </w:p>
-    <w:p>
-      <w:pPr>
-        <w:pStyle w:val="ListBullet"/>
-        <w:spacing w:after="40"/>
-        <w:ind w:left="576"/>
-      </w:pPr>
-      <w:r>
-        <w:rPr>
-          <w:rFonts w:ascii="Calibri" w:hAnsi="Calibri" w:eastAsia="Microsoft JhengHei"/>
-          <w:b w:val="0"/>
-          <w:color w:val="333333"/>
-          <w:sz w:val="19"/>
-        </w:rPr>
-        <w:t>1. 計劃在 2027 年享受鐵人三項假期嗎；</w:t>
-      </w:r>
-    </w:p>
-    <w:p>
-      <w:pPr>
-        <w:pStyle w:val="ListBullet"/>
-        <w:spacing w:after="40"/>
-        <w:ind w:left="576"/>
-      </w:pPr>
-      <w:r>
-        <w:rPr>
-          <w:rFonts w:ascii="Calibri" w:hAnsi="Calibri" w:eastAsia="Microsoft JhengHei"/>
-          <w:b w:val="0"/>
-          <w:color w:val="333333"/>
-          <w:sz w:val="19"/>
-        </w:rPr>
-        <w:t>2. 這裡有 10 個最佳鐵人三項目的地，從歐洲海灘度假到世界各地的願望清單競賽；</w:t>
-      </w:r>
-    </w:p>
-    <w:p>
-      <w:pPr>
-        <w:pStyle w:val="ListBullet"/>
-        <w:spacing w:after="40"/>
-        <w:ind w:left="576"/>
-      </w:pPr>
-      <w:r>
-        <w:rPr>
-          <w:rFonts w:ascii="Calibri" w:hAnsi="Calibri" w:eastAsia="Microsoft JhengHei"/>
-          <w:b w:val="0"/>
-          <w:color w:val="333333"/>
-          <w:sz w:val="19"/>
-        </w:rPr>
-        <w:t>3. 提供鐵人三項選手在實務備賽、運動防傷與體能恢復上的具體應用指導。。</w:t>
+        <w:t>3. The post The Why Behind the Decline: What Durabi。</w:t>
       </w:r>
     </w:p>
     <w:p>
@@ -3295,6 +3295,112 @@
             <w:rFonts w:ascii="Calibri" w:hAnsi="Calibri" w:eastAsia="Microsoft JhengHei"/>
             <w:sz w:val="22"/>
           </w:rPr>
+          <w:t>規劃你的下一個假期嗎？這是 2027 年鐵人三項賽的最佳目的地</w:t>
+        </w:r>
+      </w:hyperlink>
+    </w:p>
+    <w:p>
+      <w:pPr>
+        <w:spacing w:after="40"/>
+        <w:ind w:left="360"/>
+      </w:pPr>
+      <w:r>
+        <w:rPr>
+          <w:rFonts w:ascii="Calibri" w:hAnsi="Calibri" w:eastAsia="Microsoft JhengHei"/>
+          <w:b w:val="0"/>
+          <w:i/>
+          <w:color w:val="777777"/>
+          <w:sz w:val="17"/>
+        </w:rPr>
+        <w:t>原名: Planning your next holiday? Here are the best destination triathlons in 2027</w:t>
+      </w:r>
+    </w:p>
+    <w:p>
+      <w:pPr>
+        <w:spacing w:after="40"/>
+        <w:ind w:left="360"/>
+      </w:pPr>
+      <w:r>
+        <w:rPr>
+          <w:rFonts w:ascii="Calibri" w:hAnsi="Calibri" w:eastAsia="Microsoft JhengHei"/>
+          <w:b/>
+          <w:color w:val="1F4D78"/>
+          <w:sz w:val="19"/>
+        </w:rPr>
+        <w:t>💡 【繁體中文 3 大重點摘要】：</w:t>
+      </w:r>
+    </w:p>
+    <w:p>
+      <w:pPr>
+        <w:pStyle w:val="ListBullet"/>
+        <w:spacing w:after="40"/>
+        <w:ind w:left="576"/>
+      </w:pPr>
+      <w:r>
+        <w:rPr>
+          <w:rFonts w:ascii="Calibri" w:hAnsi="Calibri" w:eastAsia="Microsoft JhengHei"/>
+          <w:b w:val="0"/>
+          <w:color w:val="333333"/>
+          <w:sz w:val="19"/>
+        </w:rPr>
+        <w:t>1. 计划在 2027 年享受铁人三项假期吗；</w:t>
+      </w:r>
+    </w:p>
+    <w:p>
+      <w:pPr>
+        <w:pStyle w:val="ListBullet"/>
+        <w:spacing w:after="40"/>
+        <w:ind w:left="576"/>
+      </w:pPr>
+      <w:r>
+        <w:rPr>
+          <w:rFonts w:ascii="Calibri" w:hAnsi="Calibri" w:eastAsia="Microsoft JhengHei"/>
+          <w:b w:val="0"/>
+          <w:color w:val="333333"/>
+          <w:sz w:val="19"/>
+        </w:rPr>
+        <w:t>2. 這裡有 10 個最佳鐵人三項目的地，從歐洲海灘度假到世界各地的願望清單競賽；</w:t>
+      </w:r>
+    </w:p>
+    <w:p>
+      <w:pPr>
+        <w:pStyle w:val="ListBullet"/>
+        <w:spacing w:after="40"/>
+        <w:ind w:left="576"/>
+      </w:pPr>
+      <w:r>
+        <w:rPr>
+          <w:rFonts w:ascii="Calibri" w:hAnsi="Calibri" w:eastAsia="Microsoft JhengHei"/>
+          <w:b w:val="0"/>
+          <w:color w:val="333333"/>
+          <w:sz w:val="19"/>
+        </w:rPr>
+        <w:t>3. 提供鐵人三項選手在實務備賽、運動防傷與體能恢復上的具體應用指導。。</w:t>
+      </w:r>
+    </w:p>
+    <w:p>
+      <w:pPr>
+        <w:keepNext/>
+        <w:spacing w:before="160" w:after="40"/>
+      </w:pPr>
+      <w:r>
+        <w:rPr>
+          <w:rFonts w:ascii="Calibri" w:hAnsi="Calibri" w:eastAsia="Microsoft JhengHei"/>
+          <w:b/>
+          <w:color w:val="595959"/>
+          <w:sz w:val="19"/>
+        </w:rPr>
+        <w:t xml:space="preserve">【220 Triathlon | 2026-08-27】 </w:t>
+      </w:r>
+      <w:hyperlink w:rId="rId42">
+        <w:r>
+          <w:rPr>
+            <w:color w:val="1F4D78"/>
+            <w:u w:val="single"/>
+            <w:b/>
+            <w:rFonts w:ascii="Calibri" w:hAnsi="Calibri" w:eastAsia="Microsoft JhengHei"/>
+            <w:sz w:val="22"/>
+          </w:rPr>
           <w:t>包括鐵人三項或結束英聯邦運動會！</w:t>
         </w:r>
       </w:hyperlink>
@@ -3392,7 +3498,7 @@
         </w:rPr>
         <w:t xml:space="preserve">【Triathlete Magazine | 2026-08-26】 </w:t>
       </w:r>
-      <w:hyperlink w:rId="rId42">
+      <w:hyperlink w:rId="rId43">
         <w:r>
           <w:rPr>
             <w:color w:val="1F4D78"/>
@@ -3449,7 +3555,7 @@
           <w:color w:val="333333"/>
           <w:sz w:val="19"/>
         </w:rPr>
-        <w:t>1. 兩屆奧運冠軍阿利斯泰爾布朗利 (Alistair Brownlee) 暢談了遠離職業鐵人三項賽、在 XTERRA 和 Norseman 賽車中尋找樂趣，以及建立參與耐力運動的機會；</w:t>
+        <w:t>1. Two-time Olympic champion Alistair Brownlee opens up about stepping away from professional triathlon, finding joy in racing XTERRA and Norseman, and building access to endurance sports；</w:t>
       </w:r>
     </w:p>
     <w:p>
@@ -3465,7 +3571,7 @@
           <w:color w:val="333333"/>
           <w:sz w:val="19"/>
         </w:rPr>
-        <w:t>2. 分析來自 Triathlete Magazine 針對 補給與恢復 (Fueling &amp; Recovery) 項目的關鍵訓練與器材建議。；</w:t>
+        <w:t>2. Read the full；</w:t>
       </w:r>
     </w:p>
     <w:p>
@@ -3498,7 +3604,7 @@
         </w:rPr>
         <w:t xml:space="preserve">【Slowtwitch | 2026-08-26】 </w:t>
       </w:r>
-      <w:hyperlink w:rId="rId43">
+      <w:hyperlink w:rId="rId44">
         <w:r>
           <w:rPr>
             <w:color w:val="1F4D78"/>
@@ -3507,7 +3613,7 @@
             <w:rFonts w:ascii="Calibri" w:hAnsi="Calibri" w:eastAsia="Microsoft JhengHei"/>
             <w:sz w:val="22"/>
           </w:rPr>
-          <w:t>碎石世界鐵人三項：美國鐵人三項礫石全國錦標賽</w:t>
+          <w:t>Gravel Worlds Triathlon: The USA Triathlon Gravel National Championships</w:t>
         </w:r>
       </w:hyperlink>
     </w:p>
@@ -3555,7 +3661,7 @@
           <w:color w:val="333333"/>
           <w:sz w:val="19"/>
         </w:rPr>
-        <w:t>1. 週五碎石世界鐵人三項賽的冠軍結果，該比賽是全國錦標賽；</w:t>
+        <w:t>1. Championship results from Friday's Gravel Worlds Triathlon, which served as the national championship；</w:t>
       </w:r>
     </w:p>
     <w:p>
@@ -3571,7 +3677,7 @@
           <w:color w:val="333333"/>
           <w:sz w:val="19"/>
         </w:rPr>
-        <w:t>2. 後礫石世界鐵人三項賽：美國鐵人三項礫石全國錦標賽首次出現在；</w:t>
+        <w:t>2. The post Gravel Worlds Triathlon: The USA Triathlon Gravel National Championships first appeared o；</w:t>
       </w:r>
     </w:p>
     <w:p>
@@ -3588,112 +3694,6 @@
           <w:sz w:val="19"/>
         </w:rPr>
         <w:t>3. 提供鐵人三項選手在實務備賽、運動防傷與體能恢復上的具體應用指導。。</w:t>
-      </w:r>
-    </w:p>
-    <w:p>
-      <w:pPr>
-        <w:keepNext/>
-        <w:spacing w:before="160" w:after="40"/>
-      </w:pPr>
-      <w:r>
-        <w:rPr>
-          <w:rFonts w:ascii="Calibri" w:hAnsi="Calibri" w:eastAsia="Microsoft JhengHei"/>
-          <w:b/>
-          <w:color w:val="595959"/>
-          <w:sz w:val="19"/>
-        </w:rPr>
-        <w:t xml:space="preserve">【Triathlete Magazine | 2026-08-25】 </w:t>
-      </w:r>
-      <w:hyperlink w:rId="rId44">
-        <w:r>
-          <w:rPr>
-            <w:color w:val="1F4D78"/>
-            <w:u w:val="single"/>
-            <w:b/>
-            <w:rFonts w:ascii="Calibri" w:hAnsi="Calibri" w:eastAsia="Microsoft JhengHei"/>
-            <w:sz w:val="22"/>
-          </w:rPr>
-          <w:t>當動物攻擊時：大自然與鐵人三項運動員的 7 起瘋狂事件</w:t>
-        </w:r>
-      </w:hyperlink>
-    </w:p>
-    <w:p>
-      <w:pPr>
-        <w:spacing w:after="40"/>
-        <w:ind w:left="360"/>
-      </w:pPr>
-      <w:r>
-        <w:rPr>
-          <w:rFonts w:ascii="Calibri" w:hAnsi="Calibri" w:eastAsia="Microsoft JhengHei"/>
-          <w:b w:val="0"/>
-          <w:i/>
-          <w:color w:val="777777"/>
-          <w:sz w:val="17"/>
-        </w:rPr>
-        <w:t>原名: When Animals Attack: 7 Crazy Incidents of Nature vs. Triathletes</w:t>
-      </w:r>
-    </w:p>
-    <w:p>
-      <w:pPr>
-        <w:spacing w:after="40"/>
-        <w:ind w:left="360"/>
-      </w:pPr>
-      <w:r>
-        <w:rPr>
-          <w:rFonts w:ascii="Calibri" w:hAnsi="Calibri" w:eastAsia="Microsoft JhengHei"/>
-          <w:b/>
-          <w:color w:val="1F4D78"/>
-          <w:sz w:val="19"/>
-        </w:rPr>
-        <w:t>💡 【繁體中文 3 大重點摘要】：</w:t>
-      </w:r>
-    </w:p>
-    <w:p>
-      <w:pPr>
-        <w:pStyle w:val="ListBullet"/>
-        <w:spacing w:after="40"/>
-        <w:ind w:left="576"/>
-      </w:pPr>
-      <w:r>
-        <w:rPr>
-          <w:rFonts w:ascii="Calibri" w:hAnsi="Calibri" w:eastAsia="Microsoft JhengHei"/>
-          <w:b w:val="0"/>
-          <w:color w:val="333333"/>
-          <w:sz w:val="19"/>
-        </w:rPr>
-        <w:t>1. 魟魚、海豹咬傷和熊——天哪；</w:t>
-      </w:r>
-    </w:p>
-    <w:p>
-      <w:pPr>
-        <w:pStyle w:val="ListBullet"/>
-        <w:spacing w:after="40"/>
-        <w:ind w:left="576"/>
-      </w:pPr>
-      <w:r>
-        <w:rPr>
-          <w:rFonts w:ascii="Calibri" w:hAnsi="Calibri" w:eastAsia="Microsoft JhengHei"/>
-          <w:b w:val="0"/>
-          <w:color w:val="333333"/>
-          <w:sz w:val="19"/>
-        </w:rPr>
-        <w:t>2. 我們回顧七次與動物的遭遇對鐵人三項運動員造成的嚴重破壞；</w:t>
-      </w:r>
-    </w:p>
-    <w:p>
-      <w:pPr>
-        <w:pStyle w:val="ListBullet"/>
-        <w:spacing w:after="40"/>
-        <w:ind w:left="576"/>
-      </w:pPr>
-      <w:r>
-        <w:rPr>
-          <w:rFonts w:ascii="Calibri" w:hAnsi="Calibri" w:eastAsia="Microsoft JhengHei"/>
-          <w:b w:val="0"/>
-          <w:color w:val="333333"/>
-          <w:sz w:val="19"/>
-        </w:rPr>
-        <w:t>3. 閱讀完整文章《當動物攻擊時：自然與地球的 7 起瘋狂事件》。</w:t>
       </w:r>
     </w:p>
     <w:p>
@@ -3719,6 +3719,112 @@
             <w:rFonts w:ascii="Calibri" w:hAnsi="Calibri" w:eastAsia="Microsoft JhengHei"/>
             <w:sz w:val="22"/>
           </w:rPr>
+          <w:t>當動物攻擊時：大自然與鐵人三項運動員的 7 起瘋狂事件</w:t>
+        </w:r>
+      </w:hyperlink>
+    </w:p>
+    <w:p>
+      <w:pPr>
+        <w:spacing w:after="40"/>
+        <w:ind w:left="360"/>
+      </w:pPr>
+      <w:r>
+        <w:rPr>
+          <w:rFonts w:ascii="Calibri" w:hAnsi="Calibri" w:eastAsia="Microsoft JhengHei"/>
+          <w:b w:val="0"/>
+          <w:i/>
+          <w:color w:val="777777"/>
+          <w:sz w:val="17"/>
+        </w:rPr>
+        <w:t>原名: When Animals Attack: 7 Crazy Incidents of Nature vs. Triathletes</w:t>
+      </w:r>
+    </w:p>
+    <w:p>
+      <w:pPr>
+        <w:spacing w:after="40"/>
+        <w:ind w:left="360"/>
+      </w:pPr>
+      <w:r>
+        <w:rPr>
+          <w:rFonts w:ascii="Calibri" w:hAnsi="Calibri" w:eastAsia="Microsoft JhengHei"/>
+          <w:b/>
+          <w:color w:val="1F4D78"/>
+          <w:sz w:val="19"/>
+        </w:rPr>
+        <w:t>💡 【繁體中文 3 大重點摘要】：</w:t>
+      </w:r>
+    </w:p>
+    <w:p>
+      <w:pPr>
+        <w:pStyle w:val="ListBullet"/>
+        <w:spacing w:after="40"/>
+        <w:ind w:left="576"/>
+      </w:pPr>
+      <w:r>
+        <w:rPr>
+          <w:rFonts w:ascii="Calibri" w:hAnsi="Calibri" w:eastAsia="Microsoft JhengHei"/>
+          <w:b w:val="0"/>
+          <w:color w:val="333333"/>
+          <w:sz w:val="19"/>
+        </w:rPr>
+        <w:t>1. Stingrays, seal bites, and bears - oh, my；</w:t>
+      </w:r>
+    </w:p>
+    <w:p>
+      <w:pPr>
+        <w:pStyle w:val="ListBullet"/>
+        <w:spacing w:after="40"/>
+        <w:ind w:left="576"/>
+      </w:pPr>
+      <w:r>
+        <w:rPr>
+          <w:rFonts w:ascii="Calibri" w:hAnsi="Calibri" w:eastAsia="Microsoft JhengHei"/>
+          <w:b w:val="0"/>
+          <w:color w:val="333333"/>
+          <w:sz w:val="19"/>
+        </w:rPr>
+        <w:t>2. We look back on seven times animal encounters wreaked havoc for triathletes；</w:t>
+      </w:r>
+    </w:p>
+    <w:p>
+      <w:pPr>
+        <w:pStyle w:val="ListBullet"/>
+        <w:spacing w:after="40"/>
+        <w:ind w:left="576"/>
+      </w:pPr>
+      <w:r>
+        <w:rPr>
+          <w:rFonts w:ascii="Calibri" w:hAnsi="Calibri" w:eastAsia="Microsoft JhengHei"/>
+          <w:b w:val="0"/>
+          <w:color w:val="333333"/>
+          <w:sz w:val="19"/>
+        </w:rPr>
+        <w:t>3. Read the full article at When Animals Attack: 7 Crazy Incidents of Nature vs。</w:t>
+      </w:r>
+    </w:p>
+    <w:p>
+      <w:pPr>
+        <w:keepNext/>
+        <w:spacing w:before="160" w:after="40"/>
+      </w:pPr>
+      <w:r>
+        <w:rPr>
+          <w:rFonts w:ascii="Calibri" w:hAnsi="Calibri" w:eastAsia="Microsoft JhengHei"/>
+          <w:b/>
+          <w:color w:val="595959"/>
+          <w:sz w:val="19"/>
+        </w:rPr>
+        <w:t xml:space="preserve">【Triathlete Magazine | 2026-08-25】 </w:t>
+      </w:r>
+      <w:hyperlink w:rId="rId46">
+        <w:r>
+          <w:rPr>
+            <w:color w:val="1F4D78"/>
+            <w:u w:val="single"/>
+            <w:b/>
+            <w:rFonts w:ascii="Calibri" w:hAnsi="Calibri" w:eastAsia="Microsoft JhengHei"/>
+            <w:sz w:val="22"/>
+          </w:rPr>
           <w:t>從禁食訓練到狂吃香蕉，鐵人三項運動員揭露了他們收到的最糟糕的加油建議</w:t>
         </w:r>
       </w:hyperlink>
@@ -3784,112 +3890,6 @@
           <w:sz w:val="19"/>
         </w:rPr>
         <w:t>2. 註冊營養師馬特·卡迪剖析了鐵人三項運動員收到的最具誤導性的補充能量建議，以及為什麼這些流行的；</w:t>
-      </w:r>
-    </w:p>
-    <w:p>
-      <w:pPr>
-        <w:pStyle w:val="ListBullet"/>
-        <w:spacing w:after="40"/>
-        <w:ind w:left="576"/>
-      </w:pPr>
-      <w:r>
-        <w:rPr>
-          <w:rFonts w:ascii="Calibri" w:hAnsi="Calibri" w:eastAsia="Microsoft JhengHei"/>
-          <w:b w:val="0"/>
-          <w:color w:val="333333"/>
-          <w:sz w:val="19"/>
-        </w:rPr>
-        <w:t>3. 提供鐵人三項選手在實務備賽、運動防傷與體能恢復上的具體應用指導。。</w:t>
-      </w:r>
-    </w:p>
-    <w:p>
-      <w:pPr>
-        <w:keepNext/>
-        <w:spacing w:before="160" w:after="40"/>
-      </w:pPr>
-      <w:r>
-        <w:rPr>
-          <w:rFonts w:ascii="Calibri" w:hAnsi="Calibri" w:eastAsia="Microsoft JhengHei"/>
-          <w:b/>
-          <w:color w:val="595959"/>
-          <w:sz w:val="19"/>
-        </w:rPr>
-        <w:t xml:space="preserve">【220 Triathlon | 2026-08-24】 </w:t>
-      </w:r>
-      <w:hyperlink w:rId="rId46">
-        <w:r>
-          <w:rPr>
-            <w:color w:val="1F4D78"/>
-            <w:u w:val="single"/>
-            <w:b/>
-            <w:rFonts w:ascii="Calibri" w:hAnsi="Calibri" w:eastAsia="Microsoft JhengHei"/>
-            <w:sz w:val="22"/>
-          </w:rPr>
-          <w:t>如何觀看 T100 法國裡維埃拉男子職業比賽</w:t>
-        </w:r>
-      </w:hyperlink>
-    </w:p>
-    <w:p>
-      <w:pPr>
-        <w:spacing w:after="40"/>
-        <w:ind w:left="360"/>
-      </w:pPr>
-      <w:r>
-        <w:rPr>
-          <w:rFonts w:ascii="Calibri" w:hAnsi="Calibri" w:eastAsia="Microsoft JhengHei"/>
-          <w:b w:val="0"/>
-          <w:i/>
-          <w:color w:val="777777"/>
-          <w:sz w:val="17"/>
-        </w:rPr>
-        <w:t>原名: How to watch the T100 French Riviera Men’s Pro race</w:t>
-      </w:r>
-    </w:p>
-    <w:p>
-      <w:pPr>
-        <w:spacing w:after="40"/>
-        <w:ind w:left="360"/>
-      </w:pPr>
-      <w:r>
-        <w:rPr>
-          <w:rFonts w:ascii="Calibri" w:hAnsi="Calibri" w:eastAsia="Microsoft JhengHei"/>
-          <w:b/>
-          <w:color w:val="1F4D78"/>
-          <w:sz w:val="19"/>
-        </w:rPr>
-        <w:t>💡 【繁體中文 3 大重點摘要】：</w:t>
-      </w:r>
-    </w:p>
-    <w:p>
-      <w:pPr>
-        <w:pStyle w:val="ListBullet"/>
-        <w:spacing w:after="40"/>
-        <w:ind w:left="576"/>
-      </w:pPr>
-      <w:r>
-        <w:rPr>
-          <w:rFonts w:ascii="Calibri" w:hAnsi="Calibri" w:eastAsia="Microsoft JhengHei"/>
-          <w:b w:val="0"/>
-          <w:color w:val="333333"/>
-          <w:sz w:val="19"/>
-        </w:rPr>
-        <w:t>1. 2026 年 T100 鐵人三項世界巡迴賽將前往法國裡維埃拉進行本賽季的第三場男子比賽；</w:t>
-      </w:r>
-    </w:p>
-    <w:p>
-      <w:pPr>
-        <w:pStyle w:val="ListBullet"/>
-        <w:spacing w:after="40"/>
-        <w:ind w:left="576"/>
-      </w:pPr>
-      <w:r>
-        <w:rPr>
-          <w:rFonts w:ascii="Calibri" w:hAnsi="Calibri" w:eastAsia="Microsoft JhengHei"/>
-          <w:b w:val="0"/>
-          <w:color w:val="333333"/>
-          <w:sz w:val="19"/>
-        </w:rPr>
-        <w:t>2. 這裡有您需要知道的一切，包括開始清單、課程、開始時間以及如何觀看；</w:t>
       </w:r>
     </w:p>
     <w:p>
@@ -3931,6 +3931,112 @@
             <w:rFonts w:ascii="Calibri" w:hAnsi="Calibri" w:eastAsia="Microsoft JhengHei"/>
             <w:sz w:val="22"/>
           </w:rPr>
+          <w:t>How to watch the T100 French Riviera Men’s Pro race</w:t>
+        </w:r>
+      </w:hyperlink>
+    </w:p>
+    <w:p>
+      <w:pPr>
+        <w:spacing w:after="40"/>
+        <w:ind w:left="360"/>
+      </w:pPr>
+      <w:r>
+        <w:rPr>
+          <w:rFonts w:ascii="Calibri" w:hAnsi="Calibri" w:eastAsia="Microsoft JhengHei"/>
+          <w:b w:val="0"/>
+          <w:i/>
+          <w:color w:val="777777"/>
+          <w:sz w:val="17"/>
+        </w:rPr>
+        <w:t>原名: How to watch the T100 French Riviera Men’s Pro race</w:t>
+      </w:r>
+    </w:p>
+    <w:p>
+      <w:pPr>
+        <w:spacing w:after="40"/>
+        <w:ind w:left="360"/>
+      </w:pPr>
+      <w:r>
+        <w:rPr>
+          <w:rFonts w:ascii="Calibri" w:hAnsi="Calibri" w:eastAsia="Microsoft JhengHei"/>
+          <w:b/>
+          <w:color w:val="1F4D78"/>
+          <w:sz w:val="19"/>
+        </w:rPr>
+        <w:t>💡 【繁體中文 3 大重點摘要】：</w:t>
+      </w:r>
+    </w:p>
+    <w:p>
+      <w:pPr>
+        <w:pStyle w:val="ListBullet"/>
+        <w:spacing w:after="40"/>
+        <w:ind w:left="576"/>
+      </w:pPr>
+      <w:r>
+        <w:rPr>
+          <w:rFonts w:ascii="Calibri" w:hAnsi="Calibri" w:eastAsia="Microsoft JhengHei"/>
+          <w:b w:val="0"/>
+          <w:color w:val="333333"/>
+          <w:sz w:val="19"/>
+        </w:rPr>
+        <w:t>1. 2026 年 T100 鐵人三項世界巡迴賽將前往法國裡維埃拉進行本賽季的第三場男子比賽；</w:t>
+      </w:r>
+    </w:p>
+    <w:p>
+      <w:pPr>
+        <w:pStyle w:val="ListBullet"/>
+        <w:spacing w:after="40"/>
+        <w:ind w:left="576"/>
+      </w:pPr>
+      <w:r>
+        <w:rPr>
+          <w:rFonts w:ascii="Calibri" w:hAnsi="Calibri" w:eastAsia="Microsoft JhengHei"/>
+          <w:b w:val="0"/>
+          <w:color w:val="333333"/>
+          <w:sz w:val="19"/>
+        </w:rPr>
+        <w:t>2. 這裡有您需要知道的一切，包括開始清單、課程、開始時間以及如何觀看；</w:t>
+      </w:r>
+    </w:p>
+    <w:p>
+      <w:pPr>
+        <w:pStyle w:val="ListBullet"/>
+        <w:spacing w:after="40"/>
+        <w:ind w:left="576"/>
+      </w:pPr>
+      <w:r>
+        <w:rPr>
+          <w:rFonts w:ascii="Calibri" w:hAnsi="Calibri" w:eastAsia="Microsoft JhengHei"/>
+          <w:b w:val="0"/>
+          <w:color w:val="333333"/>
+          <w:sz w:val="19"/>
+        </w:rPr>
+        <w:t>3. 提供鐵人三項選手在實務備賽、運動防傷與體能恢復上的具體應用指導。。</w:t>
+      </w:r>
+    </w:p>
+    <w:p>
+      <w:pPr>
+        <w:keepNext/>
+        <w:spacing w:before="160" w:after="40"/>
+      </w:pPr>
+      <w:r>
+        <w:rPr>
+          <w:rFonts w:ascii="Calibri" w:hAnsi="Calibri" w:eastAsia="Microsoft JhengHei"/>
+          <w:b/>
+          <w:color w:val="595959"/>
+          <w:sz w:val="19"/>
+        </w:rPr>
+        <w:t xml:space="preserve">【220 Triathlon | 2026-08-24】 </w:t>
+      </w:r>
+      <w:hyperlink w:rId="rId48">
+        <w:r>
+          <w:rPr>
+            <w:color w:val="1F4D78"/>
+            <w:u w:val="single"/>
+            <w:b/>
+            <w:rFonts w:ascii="Calibri" w:hAnsi="Calibri" w:eastAsia="Microsoft JhengHei"/>
+            <w:sz w:val="22"/>
+          </w:rPr>
           <w:t>VISION METRON TFE EVO：讓完美觸手可及</w:t>
         </w:r>
       </w:hyperlink>
@@ -3979,7 +4085,7 @@
           <w:color w:val="333333"/>
           <w:sz w:val="19"/>
         </w:rPr>
-        <w:t>1. METRON TFE EVO 是一種半客製化解決方案，可讓騎士實現舒適性和速度之間的完美平衡，使其成為頂級鐵人三項運動員和計時賽專家的首選…；</w:t>
+        <w:t>1. The METRON TFE EVO is a semi-custom solution that allows riders to achieve the perfect balance between comfort and speed, making it the go-to choice for top-level triathletes and time-trial specialist；</w:t>
       </w:r>
     </w:p>
     <w:p>
@@ -4172,7 +4278,7 @@
           <w:color w:val="333333"/>
           <w:sz w:val="20"/>
         </w:rPr>
-        <w:t>：1. 我在法國的泳池甲板上遇到了尤里·科伊倫 (Youri Keulen)，這位總是友好而開朗的荷蘭人很慷慨地為 Slowtwitch 騰出了一些時間；</w:t>
+        <w:t>：1. I ran into Youri Keulen on the pool deck in France, and the always friendly and cheerful Dutchman was gracious enough to carve out some time for Slowtwitch；</w:t>
       </w:r>
     </w:p>
     <w:p>
@@ -4186,7 +4292,7 @@
           <w:color w:val="333333"/>
           <w:sz w:val="20"/>
         </w:rPr>
-        <w:t>2. 貼文《真相》；</w:t>
+        <w:t>2. Currently ranked；</w:t>
       </w:r>
     </w:p>
     <w:p>
@@ -4200,7 +4306,7 @@
           <w:color w:val="333333"/>
           <w:sz w:val="20"/>
         </w:rPr>
-        <w:t>3. 提供鐵人三項選手在實務備賽、運動防傷與體能恢復上的具體應用指導。。</w:t>
+        <w:t>3. The post The Truth Abou。</w:t>
       </w:r>
     </w:p>
     <w:p>
@@ -4293,7 +4399,7 @@
           <w:color w:val="333333"/>
           <w:sz w:val="20"/>
         </w:rPr>
-        <w:t>：1. 正確的裝備可以在一項不太舒適的運動中發揮重要作用；</w:t>
+        <w:t>：1. The right gear can make a difference in a sport that doesn't have tons of comfort；</w:t>
       </w:r>
     </w:p>
     <w:p>
@@ -4307,7 +4413,7 @@
           <w:color w:val="333333"/>
           <w:sz w:val="20"/>
         </w:rPr>
-        <w:t>2. 以下是我們編輯的首選內容；</w:t>
+        <w:t>2. Here's what tops our editors' lists；</w:t>
       </w:r>
     </w:p>
     <w:p>
@@ -4321,7 +4427,7 @@
           <w:color w:val="333333"/>
           <w:sz w:val="20"/>
         </w:rPr>
-        <w:t>3. 閱讀全文：我們的編輯在 202 年 8 月使用和喜愛的鐵人三項裝備。</w:t>
+        <w:t>3. Read the full article at Triathlon Gear Our Editors Used and Loved in August 202。</w:t>
       </w:r>
     </w:p>
     <w:p>
@@ -4346,7 +4452,7 @@
           <w:color w:val="333333"/>
           <w:sz w:val="20"/>
         </w:rPr>
-        <w:t>：1. 安妮·豪格（Anne Haug）一針見血地告訴我們在哪裡花錢、在哪裡存錢；</w:t>
+        <w:t>：1. Anne Haug cuts through the sh*t to tell us where to spend and where to save；</w:t>
       </w:r>
     </w:p>
     <w:p>
@@ -4360,7 +4466,7 @@
           <w:color w:val="333333"/>
           <w:sz w:val="20"/>
         </w:rPr>
-        <w:t>2. 安妮·豪格（Anne Haug）的《鐵人三項花錢無廢話指南》一文首次出現在 Slowtwitch News 上；</w:t>
+        <w:t>2. The post Anne Haug’s No-BS Guide to Spending Money on Triathlon first appeared on Slowtwitch News；</w:t>
       </w:r>
     </w:p>
     <w:p>
@@ -4390,6 +4496,59 @@
           <w:sz w:val="24"/>
         </w:rPr>
         <w:t>跑步 (Running)核心要點</w:t>
+      </w:r>
+    </w:p>
+    <w:p>
+      <w:pPr>
+        <w:pStyle w:val="ListBullet"/>
+        <w:spacing w:after="60"/>
+        <w:ind w:left="360"/>
+      </w:pPr>
+      <w:r>
+        <w:rPr>
+          <w:rFonts w:ascii="Calibri" w:hAnsi="Calibri" w:eastAsia="Microsoft JhengHei"/>
+          <w:b/>
+          <w:color w:val="333333"/>
+          <w:sz w:val="20"/>
+        </w:rPr>
+        <w:t>「在這場比賽中獲勝真的很重要。」Lasse Nygaard Priester 在 Ironman 70.3 Zell am See-Kaprun 比賽中獲勝，Laura Philipp 獲得女子組冠軍</w:t>
+      </w:r>
+      <w:r>
+        <w:rPr>
+          <w:rFonts w:ascii="Calibri" w:hAnsi="Calibri" w:eastAsia="Microsoft JhengHei"/>
+          <w:b w:val="0"/>
+          <w:color w:val="333333"/>
+          <w:sz w:val="20"/>
+        </w:rPr>
+        <w:t>：1. Set against the breathtaking scenery of Lake Zell and the Austrian Alps, the 2026 IRONMAN 70；</w:t>
+      </w:r>
+    </w:p>
+    <w:p>
+      <w:pPr>
+        <w:spacing w:after="120"/>
+      </w:pPr>
+      <w:r>
+        <w:rPr>
+          <w:rFonts w:ascii="Calibri" w:hAnsi="Calibri" w:eastAsia="Microsoft JhengHei"/>
+          <w:b w:val="0"/>
+          <w:color w:val="333333"/>
+          <w:sz w:val="20"/>
+        </w:rPr>
+        <w:t>2. 3 Zell am See-Kaprun triathlon delivered dramatic racing as Germanys Laura Philipp and Lasse Nygaard Priest；</w:t>
+      </w:r>
+    </w:p>
+    <w:p>
+      <w:pPr>
+        <w:spacing w:after="120"/>
+      </w:pPr>
+      <w:r>
+        <w:rPr>
+          <w:rFonts w:ascii="Calibri" w:hAnsi="Calibri" w:eastAsia="Microsoft JhengHei"/>
+          <w:b w:val="0"/>
+          <w:color w:val="333333"/>
+          <w:sz w:val="20"/>
+        </w:rPr>
+        <w:t>3. 提供鐵人三項選手在實務備賽、運動防傷與體能恢復上的具體應用指導。。</w:t>
       </w:r>
     </w:p>
     <w:p>
@@ -4500,6 +4659,21 @@
     </w:p>
     <w:p>
       <w:pPr>
+        <w:keepNext/>
+        <w:spacing w:before="200" w:after="80"/>
+      </w:pPr>
+      <w:r>
+        <w:rPr>
+          <w:rFonts w:ascii="Calibri" w:hAnsi="Calibri" w:eastAsia="Microsoft JhengHei"/>
+          <w:b/>
+          <w:color w:val="2E74B5"/>
+          <w:sz w:val="24"/>
+        </w:rPr>
+        <w:t>補給與恢復 (Fueling &amp; Recovery)核心要點</w:t>
+      </w:r>
+    </w:p>
+    <w:p>
+      <w:pPr>
         <w:pStyle w:val="ListBullet"/>
         <w:spacing w:after="60"/>
         <w:ind w:left="360"/>
@@ -4511,7 +4685,7 @@
           <w:color w:val="333333"/>
           <w:sz w:val="20"/>
         </w:rPr>
-        <w:t>鐵人三項不能依賴願望清單上的吸引力，這項運動需要給「一勞永逸」的運動員一個回歸的理由</w:t>
+        <w:t>Head-to-Head Battles at IRONMAN 70.3 Pro Series Zell Am See</w:t>
       </w:r>
       <w:r>
         <w:rPr>
@@ -4520,7 +4694,7 @@
           <w:color w:val="333333"/>
           <w:sz w:val="20"/>
         </w:rPr>
-        <w:t>：1. 鐵人三項能否將其「遺願清單」運動的聲譽轉化為優勢；</w:t>
+        <w:t>：1. Philipp and Priester come out victorious after head-to-head battles in the Austrian Alps；</w:t>
       </w:r>
     </w:p>
     <w:p>
@@ -4534,7 +4708,7 @@
           <w:color w:val="333333"/>
           <w:sz w:val="20"/>
         </w:rPr>
-        <w:t>2. 只有留住這些運動員，我們才能看到真正的成長；</w:t>
+        <w:t>2. The post Head-to-Head Battles at IRONMAN 70；</w:t>
       </w:r>
     </w:p>
     <w:p>
@@ -4548,22 +4722,7 @@
           <w:color w:val="333333"/>
           <w:sz w:val="20"/>
         </w:rPr>
-        <w:t>3. 但在與 Hyrox、超級跑步等相關的昂貴時間裡…。</w:t>
-      </w:r>
-    </w:p>
-    <w:p>
-      <w:pPr>
-        <w:keepNext/>
-        <w:spacing w:before="200" w:after="80"/>
-      </w:pPr>
-      <w:r>
-        <w:rPr>
-          <w:rFonts w:ascii="Calibri" w:hAnsi="Calibri" w:eastAsia="Microsoft JhengHei"/>
-          <w:b/>
-          <w:color w:val="2E74B5"/>
-          <w:sz w:val="24"/>
-        </w:rPr>
-        <w:t>補給與恢復 (Fueling &amp; Recovery)核心要點</w:t>
+        <w:t>3. 3 Pro Series Zell Am See first appeared on Slowtwitch News。</w:t>
       </w:r>
     </w:p>
     <w:p>
@@ -4588,7 +4747,7 @@
           <w:color w:val="333333"/>
           <w:sz w:val="20"/>
         </w:rPr>
-        <w:t>：1. 今天在中國的比賽的一些見解；</w:t>
+        <w:t>：1. Some insights from today's race in China；</w:t>
       </w:r>
     </w:p>
     <w:p>
@@ -4602,7 +4761,7 @@
           <w:color w:val="333333"/>
           <w:sz w:val="20"/>
         </w:rPr>
-        <w:t>2. WTCS 威海的 5 個要點首先出現在 Slowtwitch News 上；</w:t>
+        <w:t>2. The post 5 Takeaways From WTCS Weihai first appeared on Slowtwitch News；</w:t>
       </w:r>
     </w:p>
     <w:p>
@@ -4641,7 +4800,7 @@
           <w:color w:val="333333"/>
           <w:sz w:val="20"/>
         </w:rPr>
-        <w:t>：1. 你的工作並不僅僅因為你到達了終點線而結束；</w:t>
+        <w:t>：1. Your job isn't over just because you've reached the finish line；</w:t>
       </w:r>
     </w:p>
     <w:p>
@@ -4655,7 +4814,7 @@
           <w:color w:val="333333"/>
           <w:sz w:val="20"/>
         </w:rPr>
-        <w:t>2. 帖子“快速有效的賽後恢復的關鍵”首先出現在 Slowtwitch News 上；</w:t>
+        <w:t>2. The post The Keys to Quick and Effective Post-Race Recovery first appeared on Slowtwitch News；</w:t>
       </w:r>
     </w:p>
     <w:p>
@@ -4670,59 +4829,6 @@
           <w:sz w:val="20"/>
         </w:rPr>
         <w:t>3. 提供鐵人三項選手在實務備賽、運動防傷與體能恢復上的具體應用指導。。</w:t>
-      </w:r>
-    </w:p>
-    <w:p>
-      <w:pPr>
-        <w:pStyle w:val="ListBullet"/>
-        <w:spacing w:after="60"/>
-        <w:ind w:left="360"/>
-      </w:pPr>
-      <w:r>
-        <w:rPr>
-          <w:rFonts w:ascii="Calibri" w:hAnsi="Calibri" w:eastAsia="Microsoft JhengHei"/>
-          <w:b/>
-          <w:color w:val="333333"/>
-          <w:sz w:val="20"/>
-        </w:rPr>
-        <w:t>為什麼我穿著醫療磨砂服參加鐵人三項 70.3 比賽</w:t>
-      </w:r>
-      <w:r>
-        <w:rPr>
-          <w:rFonts w:ascii="Calibri" w:hAnsi="Calibri" w:eastAsia="Microsoft JhengHei"/>
-          <w:b w:val="0"/>
-          <w:color w:val="333333"/>
-          <w:sz w:val="20"/>
-        </w:rPr>
-        <w:t>：1. 經過最少的訓練和三個小時的睡眠，我第一次參加了 Ironman 70；</w:t>
-      </w:r>
-    </w:p>
-    <w:p>
-      <w:pPr>
-        <w:spacing w:after="120"/>
-      </w:pPr>
-      <w:r>
-        <w:rPr>
-          <w:rFonts w:ascii="Calibri" w:hAnsi="Calibri" w:eastAsia="Microsoft JhengHei"/>
-          <w:b w:val="0"/>
-          <w:color w:val="333333"/>
-          <w:sz w:val="20"/>
-        </w:rPr>
-        <w:t>2. 3 比賽，向那些陪伴我的家人度過最黑暗日子的醫療英雄致敬；</w:t>
-      </w:r>
-    </w:p>
-    <w:p>
-      <w:pPr>
-        <w:spacing w:after="120"/>
-      </w:pPr>
-      <w:r>
-        <w:rPr>
-          <w:rFonts w:ascii="Calibri" w:hAnsi="Calibri" w:eastAsia="Microsoft JhengHei"/>
-          <w:b w:val="0"/>
-          <w:color w:val="333333"/>
-          <w:sz w:val="20"/>
-        </w:rPr>
-        <w:t>3. 閱讀全文：為什麼我參加比賽。</w:t>
       </w:r>
     </w:p>
     <w:sectPr>
@@ -4751,7 +4857,7 @@
         <w:color w:val="777777"/>
         <w:sz w:val="18"/>
       </w:rPr>
-      <w:t>W36 鐵人新知整理報告 (中文版) | 彙整日期：2026-08-30</w:t>
+      <w:t>W36 鐵人新知整理報告 (中文版) | 彙整日期：2026-08-31</w:t>
     </w:r>
   </w:p>
 </w:ftr>

--- a/outputs/weekly/2026-W36_當週鐵人新知與文章整理_中文版.docx
+++ b/outputs/weekly/2026-W36_當週鐵人新知與文章整理_中文版.docx
@@ -27,7 +27,7 @@
           <w:color w:val="555555"/>
           <w:sz w:val="19"/>
         </w:rPr>
-        <w:t>彙整時間：2026-08-31 09:00:14　｜　時間範圍：過去 7 天</w:t>
+        <w:t>彙整時間：2026-08-31 12:00:15　｜　時間範圍：過去 7 天</w:t>
         <w:br/>
         <w:t>來源網站：Slowtwitch, Triathlete, 220 Triathlon, TrainingPeaks, Joe Friel (已翻譯為繁體中文)</w:t>
       </w:r>
@@ -494,7 +494,7 @@
             <w:rFonts w:ascii="Calibri" w:hAnsi="Calibri" w:eastAsia="Microsoft JhengHei"/>
             <w:sz w:val="22"/>
           </w:rPr>
-          <w:t>「我知道我必須掌控它。」 Endurance swimmer Ross Edgley shares the surprising concern that he wants more men to talk about</w:t>
+          <w:t>「我知道我必須掌控它。」耐力游泳運動員羅斯·埃德格利分享了他希望更多男人談論的令人驚訝的擔憂</w:t>
         </w:r>
       </w:hyperlink>
     </w:p>
@@ -827,7 +827,7 @@
             <w:rFonts w:ascii="Calibri" w:hAnsi="Calibri" w:eastAsia="Microsoft JhengHei"/>
             <w:sz w:val="22"/>
           </w:rPr>
-          <w:t>卡桑德爾·博格蘭 (Cassandre Beaugrand) 再次勢不可擋，馬克斯·斯圖德 (Max Studer) 背靠背亮相 WTCS 威海</w:t>
+          <w:t>卡桑德爾·博格蘭 (Cassandre Beaugrand) 再次勢不可擋，而馬克斯·斯圖德 (Max Studer) 則背靠背參加 WTCS 威海站</w:t>
         </w:r>
       </w:hyperlink>
     </w:p>
@@ -1299,7 +1299,7 @@
           <w:color w:val="333333"/>
           <w:sz w:val="19"/>
         </w:rPr>
-        <w:t>1. 忘記車輪吧，如果您正在尋找物有所值的自行車速度升級，請投資購買空氣動力學公路頭盔；</w:t>
+        <w:t>1. Forget wheels, if you're looking for a good-value bike speed upgrade, invest in an aero road helmet；</w:t>
       </w:r>
     </w:p>
     <w:p>
@@ -1315,7 +1315,7 @@
           <w:color w:val="333333"/>
           <w:sz w:val="19"/>
         </w:rPr>
-        <w:t>2. 在這裡，我們測試了 9 種最快、最安全、最舒適的鐵人三項；</w:t>
+        <w:t>2. Here, we test 9 of the fastest, safest, and most comfortable for triathlon；</w:t>
       </w:r>
     </w:p>
     <w:p>
@@ -1421,7 +1421,7 @@
           <w:color w:val="333333"/>
           <w:sz w:val="19"/>
         </w:rPr>
-        <w:t>2. 這是一個細分；</w:t>
+        <w:t>2. 这是一个细分；</w:t>
       </w:r>
     </w:p>
     <w:p>
@@ -2056,7 +2056,7 @@
           <w:color w:val="333333"/>
           <w:sz w:val="19"/>
         </w:rPr>
-        <w:t>1. Set against the breathtaking scenery of Lake Zell and the Austrian Alps, the 2026 IRONMAN 70；</w:t>
+        <w:t>1. 以採爾湖和奧地利阿爾卑斯山的壯麗景色為背景，2026 年 IRONMAN 70；</w:t>
       </w:r>
     </w:p>
     <w:p>
@@ -2072,7 +2072,7 @@
           <w:color w:val="333333"/>
           <w:sz w:val="19"/>
         </w:rPr>
-        <w:t>2. 3 Zell am See-Kaprun triathlon delivered dramatic racing as Germanys Laura Philipp and Lasse Nygaard Priest；</w:t>
+        <w:t>2. 3 濱湖採爾-卡普倫鐵人三項賽上演了戲劇性的比賽，德國選手 Laura Philipp 和 Lasse Nygaard Priest；</w:t>
       </w:r>
     </w:p>
     <w:p>
@@ -2538,7 +2538,7 @@
             <w:rFonts w:ascii="Calibri" w:hAnsi="Calibri" w:eastAsia="Microsoft JhengHei"/>
             <w:sz w:val="22"/>
           </w:rPr>
-          <w:t>Four Things to Watch For at UTMB World Series Finals This Week</w:t>
+          <w:t>本週 UTMB 世界大賽決賽值得關注的四件事</w:t>
         </w:r>
       </w:hyperlink>
     </w:p>
@@ -2659,7 +2659,7 @@
             <w:rFonts w:ascii="Calibri" w:hAnsi="Calibri" w:eastAsia="Microsoft JhengHei"/>
             <w:sz w:val="22"/>
           </w:rPr>
-          <w:t>Head-to-Head Battles at IRONMAN 70.3 Pro Series Zell Am See</w:t>
+          <w:t>IRONMAN 70.3 Pro 系列賽中的正面對決</w:t>
         </w:r>
       </w:hyperlink>
     </w:p>
@@ -2765,7 +2765,7 @@
             <w:rFonts w:ascii="Calibri" w:hAnsi="Calibri" w:eastAsia="Microsoft JhengHei"/>
             <w:sz w:val="22"/>
           </w:rPr>
-          <w:t>威海世界WTCS 的 5 個要點</w:t>
+          <w:t>5 Takeaways From WTCS Weihai</w:t>
         </w:r>
       </w:hyperlink>
     </w:p>
@@ -3343,7 +3343,7 @@
           <w:color w:val="333333"/>
           <w:sz w:val="19"/>
         </w:rPr>
-        <w:t>1. 计划在 2027 年享受铁人三项假期吗；</w:t>
+        <w:t>1. 計劃在 2027 年享受鐵人三項假期嗎；</w:t>
       </w:r>
     </w:p>
     <w:p>
@@ -3613,7 +3613,7 @@
             <w:rFonts w:ascii="Calibri" w:hAnsi="Calibri" w:eastAsia="Microsoft JhengHei"/>
             <w:sz w:val="22"/>
           </w:rPr>
-          <w:t>Gravel Worlds Triathlon: The USA Triathlon Gravel National Championships</w:t>
+          <w:t>碎石世界鐵人三項：美國鐵人三項礫石全國錦標賽</w:t>
         </w:r>
       </w:hyperlink>
     </w:p>
@@ -3719,7 +3719,7 @@
             <w:rFonts w:ascii="Calibri" w:hAnsi="Calibri" w:eastAsia="Microsoft JhengHei"/>
             <w:sz w:val="22"/>
           </w:rPr>
-          <w:t>當動物攻擊時：大自然與鐵人三項運動員的 7 起瘋狂事件</w:t>
+          <w:t>When Animals Attack: 7 Crazy Incidents of Nature vs. Triathletes</w:t>
         </w:r>
       </w:hyperlink>
     </w:p>
@@ -3931,7 +3931,7 @@
             <w:rFonts w:ascii="Calibri" w:hAnsi="Calibri" w:eastAsia="Microsoft JhengHei"/>
             <w:sz w:val="22"/>
           </w:rPr>
-          <w:t>How to watch the T100 French Riviera Men’s Pro race</w:t>
+          <w:t>如何觀看 T100 法國裡維埃拉男子職業比賽</w:t>
         </w:r>
       </w:hyperlink>
     </w:p>
@@ -4085,7 +4085,7 @@
           <w:color w:val="333333"/>
           <w:sz w:val="19"/>
         </w:rPr>
-        <w:t>1. The METRON TFE EVO is a semi-custom solution that allows riders to achieve the perfect balance between comfort and speed, making it the go-to choice for top-level triathletes and time-trial specialist；</w:t>
+        <w:t>1. METRON TFE EVO 是一種半客製化解決方案，可讓騎士實現舒適性和速度之間的完美平衡，使其成為頂級鐵人三項運動員和計時賽專家的首選…；</w:t>
       </w:r>
     </w:p>
     <w:p>
@@ -4337,7 +4337,7 @@
           <w:color w:val="333333"/>
           <w:sz w:val="20"/>
         </w:rPr>
-        <w:t>卡桑德爾·博格蘭 (Cassandre Beaugrand) 再次勢不可擋，馬克斯·斯圖德 (Max Studer) 背靠背亮相 WTCS 威海</w:t>
+        <w:t>卡桑德爾·博格蘭 (Cassandre Beaugrand) 再次勢不可擋，而馬克斯·斯圖德 (Max Studer) 則背靠背參加 WTCS 威海站</w:t>
       </w:r>
       <w:r>
         <w:rPr>
@@ -4520,7 +4520,7 @@
           <w:color w:val="333333"/>
           <w:sz w:val="20"/>
         </w:rPr>
-        <w:t>：1. Set against the breathtaking scenery of Lake Zell and the Austrian Alps, the 2026 IRONMAN 70；</w:t>
+        <w:t>：1. 以採爾湖和奧地利阿爾卑斯山的壯麗景色為背景，2026 年 IRONMAN 70；</w:t>
       </w:r>
     </w:p>
     <w:p>
@@ -4534,7 +4534,7 @@
           <w:color w:val="333333"/>
           <w:sz w:val="20"/>
         </w:rPr>
-        <w:t>2. 3 Zell am See-Kaprun triathlon delivered dramatic racing as Germanys Laura Philipp and Lasse Nygaard Priest；</w:t>
+        <w:t>2. 3 濱湖採爾-卡普倫鐵人三項賽上演了戲劇性的比賽，德國選手 Laura Philipp 和 Lasse Nygaard Priest；</w:t>
       </w:r>
     </w:p>
     <w:p>
@@ -4685,7 +4685,7 @@
           <w:color w:val="333333"/>
           <w:sz w:val="20"/>
         </w:rPr>
-        <w:t>Head-to-Head Battles at IRONMAN 70.3 Pro Series Zell Am See</w:t>
+        <w:t>IRONMAN 70.3 Pro 系列賽中的正面對決</w:t>
       </w:r>
       <w:r>
         <w:rPr>
@@ -4738,7 +4738,7 @@
           <w:color w:val="333333"/>
           <w:sz w:val="20"/>
         </w:rPr>
-        <w:t>威海世界WTCS 的 5 個要點</w:t>
+        <w:t>5 Takeaways From WTCS Weihai</w:t>
       </w:r>
       <w:r>
         <w:rPr>
